--- a/CO1/AT1/InternetProgrammingAT1.docx
+++ b/CO1/AT1/InternetProgrammingAT1.docx
@@ -225,7 +225,7 @@
           <w:rFonts w:ascii="Times New Roman" w:hAnsi="Times New Roman" w:cs="Times New Roman"/>
         </w:rPr>
         <w:pict w14:anchorId="53CAD972">
-          <v:rect id="_x0000_i1121" style="width:468pt;height:1.2pt" o:hralign="center" o:hrstd="t" o:hr="t" fillcolor="#a0a0a0" stroked="f"/>
+          <v:rect id="_x0000_i1025" style="width:468pt;height:1.2pt" o:hralign="center" o:hrstd="t" o:hr="t" fillcolor="#a0a0a0" stroked="f"/>
         </w:pict>
       </w:r>
     </w:p>
@@ -433,6 +433,7 @@
           <w:rFonts w:ascii="Times New Roman" w:eastAsia="Times New Roman" w:hAnsi="Times New Roman" w:cs="Times New Roman"/>
           <w:b/>
           <w:bCs/>
+          <w:noProof/>
           <w:kern w:val="0"/>
           <w:sz w:val="36"/>
           <w:szCs w:val="36"/>
@@ -3517,6 +3518,7 @@
           <w:rFonts w:ascii="Times New Roman" w:hAnsi="Times New Roman" w:cs="Times New Roman"/>
           <w:b/>
           <w:bCs/>
+          <w:noProof/>
           <w:sz w:val="52"/>
           <w:szCs w:val="52"/>
           <w:lang w:val="en-US"/>
@@ -4897,6 +4899,7 @@
           <w:rFonts w:ascii="Times New Roman" w:hAnsi="Times New Roman" w:cs="Times New Roman"/>
           <w:b/>
           <w:bCs/>
+          <w:noProof/>
           <w:sz w:val="52"/>
           <w:szCs w:val="52"/>
         </w:rPr>
@@ -5240,14 +5243,14 @@
         <w:rPr>
           <w:rStyle w:val="Strong"/>
         </w:rPr>
-        <w:t>2. A</w:t>
+        <w:t xml:space="preserve">2. </w:t>
       </w:r>
       <w:proofErr w:type="spellStart"/>
       <w:r>
         <w:rPr>
           <w:rStyle w:val="Strong"/>
         </w:rPr>
-        <w:t>nalyze</w:t>
+        <w:t>Analyze</w:t>
       </w:r>
       <w:proofErr w:type="spellEnd"/>
       <w:r>
@@ -5438,10 +5441,7 @@
         <w:t>Wrong use case:</w:t>
       </w:r>
       <w:r>
-        <w:t xml:space="preserve"> GET should only retrieve data, not transmit sensitive information like credentials.</w:t>
-      </w:r>
-      <w:r>
-        <w:t xml:space="preserve"> </w:t>
+        <w:t xml:space="preserve"> GET should only retrieve data, not transmit sensitive information like credentials. </w:t>
       </w:r>
     </w:p>
     <w:p>
@@ -5452,9 +5452,169 @@
           <w:rStyle w:val="Strong"/>
         </w:rPr>
       </w:pPr>
-      <w:r>
+    </w:p>
+    <w:p>
+      <w:pPr>
+        <w:pStyle w:val="font-claude-response-body"/>
+      </w:pPr>
+      <w:r>
+        <w:rPr>
+          <w:rStyle w:val="Strong"/>
+        </w:rPr>
+        <w:t>4. Propose a corrected implementation:</w:t>
+      </w:r>
+    </w:p>
+    <w:p>
+      <w:pPr>
+        <w:pStyle w:val="font-claude-response-body"/>
+        <w:numPr>
+          <w:ilvl w:val="0"/>
+          <w:numId w:val="38"/>
+        </w:numPr>
+      </w:pPr>
+      <w:r>
+        <w:t xml:space="preserve">Change </w:t>
+      </w:r>
+      <w:r>
+        <w:rPr>
+          <w:rStyle w:val="HTMLCode"/>
+          <w:rFonts w:ascii="Times New Roman" w:hAnsi="Times New Roman" w:cs="Times New Roman"/>
+        </w:rPr>
+        <w:t>method="GET"</w:t>
+      </w:r>
+      <w:r>
+        <w:t xml:space="preserve"> to </w:t>
+      </w:r>
+      <w:r>
+        <w:rPr>
+          <w:rStyle w:val="HTMLCode"/>
+          <w:rFonts w:ascii="Times New Roman" w:hAnsi="Times New Roman" w:cs="Times New Roman"/>
+        </w:rPr>
+        <w:t>method="POST"</w:t>
+      </w:r>
+      <w:r>
+        <w:t xml:space="preserve"> to send data in the request body (hidden from URL).</w:t>
+      </w:r>
+    </w:p>
+    <w:p>
+      <w:pPr>
+        <w:pStyle w:val="font-claude-response-body"/>
+        <w:numPr>
+          <w:ilvl w:val="0"/>
+          <w:numId w:val="38"/>
+        </w:numPr>
+      </w:pPr>
+      <w:r>
+        <w:t xml:space="preserve">Change </w:t>
+      </w:r>
+      <w:r>
+        <w:rPr>
+          <w:rStyle w:val="HTMLCode"/>
+          <w:rFonts w:ascii="Times New Roman" w:hAnsi="Times New Roman" w:cs="Times New Roman"/>
+        </w:rPr>
+        <w:t>type="button"</w:t>
+      </w:r>
+      <w:r>
+        <w:t xml:space="preserve"> to </w:t>
+      </w:r>
+      <w:r>
+        <w:rPr>
+          <w:rStyle w:val="HTMLCode"/>
+          <w:rFonts w:ascii="Times New Roman" w:hAnsi="Times New Roman" w:cs="Times New Roman"/>
+        </w:rPr>
+        <w:t>type="submit"</w:t>
+      </w:r>
+      <w:r>
+        <w:t xml:space="preserve"> to enable form submission.</w:t>
+      </w:r>
+    </w:p>
+    <w:p>
+      <w:pPr>
+        <w:pStyle w:val="font-claude-response-body"/>
+        <w:numPr>
+          <w:ilvl w:val="0"/>
+          <w:numId w:val="38"/>
+        </w:numPr>
+      </w:pPr>
+      <w:r>
+        <w:t xml:space="preserve">Add </w:t>
+      </w:r>
+      <w:r>
+        <w:rPr>
+          <w:rStyle w:val="HTMLCode"/>
+          <w:rFonts w:ascii="Times New Roman" w:hAnsi="Times New Roman" w:cs="Times New Roman"/>
+        </w:rPr>
+        <w:t>id</w:t>
+      </w:r>
+      <w:r>
+        <w:t xml:space="preserve"> attributes to inputs and </w:t>
+      </w:r>
+      <w:r>
+        <w:rPr>
+          <w:rStyle w:val="HTMLCode"/>
+          <w:rFonts w:ascii="Times New Roman" w:hAnsi="Times New Roman" w:cs="Times New Roman"/>
+        </w:rPr>
+        <w:t>&lt;label&gt;</w:t>
+      </w:r>
+      <w:r>
+        <w:t xml:space="preserve"> elements for accessibility.</w:t>
+      </w:r>
+    </w:p>
+    <w:p>
+      <w:pPr>
+        <w:pStyle w:val="font-claude-response-body"/>
+        <w:numPr>
+          <w:ilvl w:val="0"/>
+          <w:numId w:val="38"/>
+        </w:numPr>
+      </w:pPr>
+      <w:r>
+        <w:t xml:space="preserve">Add </w:t>
+      </w:r>
+      <w:r>
+        <w:rPr>
+          <w:rStyle w:val="HTMLCode"/>
+          <w:rFonts w:ascii="Times New Roman" w:hAnsi="Times New Roman" w:cs="Times New Roman"/>
+        </w:rPr>
+        <w:t>required</w:t>
+      </w:r>
+      <w:r>
+        <w:t xml:space="preserve"> attribute to mandatory fields.</w:t>
+      </w:r>
+    </w:p>
+    <w:p>
+      <w:pPr>
+        <w:pStyle w:val="font-claude-response-body"/>
+        <w:numPr>
+          <w:ilvl w:val="0"/>
+          <w:numId w:val="38"/>
+        </w:numPr>
+      </w:pPr>
+      <w:r>
+        <w:t xml:space="preserve">Add </w:t>
+      </w:r>
+      <w:r>
+        <w:rPr>
+          <w:rStyle w:val="HTMLCode"/>
+          <w:rFonts w:ascii="Times New Roman" w:hAnsi="Times New Roman" w:cs="Times New Roman"/>
+        </w:rPr>
+        <w:t>autocomplete</w:t>
+      </w:r>
+      <w:r>
+        <w:t xml:space="preserve"> attributes for password manager support.</w:t>
+      </w:r>
+      <w:r>
+        <w:rPr>
+          <w:noProof/>
+        </w:rPr>
+        <w:t xml:space="preserve"> </w:t>
+      </w:r>
+      <w:r>
+        <w:rPr>
+          <w:noProof/>
+        </w:rPr>
         <w:drawing>
-          <wp:inline distT="0" distB="0" distL="0" distR="0" wp14:anchorId="054C25DB" wp14:editId="555504CB">
+          <wp:inline distT="0" distB="0" distL="0" distR="0" wp14:anchorId="39D5F45B" wp14:editId="600C0AA4">
             <wp:extent cx="3505504" cy="1607959"/>
             <wp:effectExtent l="19050" t="19050" r="19050" b="11430"/>
             <wp:docPr id="881852119" name="Picture 1"/>
@@ -5493,157 +5653,6 @@
             </a:graphic>
           </wp:inline>
         </w:drawing>
-      </w:r>
-    </w:p>
-    <w:p>
-      <w:pPr>
-        <w:pStyle w:val="font-claude-response-body"/>
-      </w:pPr>
-      <w:r>
-        <w:rPr>
-          <w:rStyle w:val="Strong"/>
-        </w:rPr>
-        <w:t>4. Propose a corrected implementation:</w:t>
-      </w:r>
-    </w:p>
-    <w:p>
-      <w:pPr>
-        <w:pStyle w:val="font-claude-response-body"/>
-        <w:numPr>
-          <w:ilvl w:val="0"/>
-          <w:numId w:val="38"/>
-        </w:numPr>
-      </w:pPr>
-      <w:r>
-        <w:t xml:space="preserve">Change </w:t>
-      </w:r>
-      <w:r>
-        <w:rPr>
-          <w:rStyle w:val="HTMLCode"/>
-          <w:rFonts w:ascii="Times New Roman" w:hAnsi="Times New Roman" w:cs="Times New Roman"/>
-        </w:rPr>
-        <w:t>method="GET"</w:t>
-      </w:r>
-      <w:r>
-        <w:t xml:space="preserve"> to </w:t>
-      </w:r>
-      <w:r>
-        <w:rPr>
-          <w:rStyle w:val="HTMLCode"/>
-          <w:rFonts w:ascii="Times New Roman" w:hAnsi="Times New Roman" w:cs="Times New Roman"/>
-        </w:rPr>
-        <w:t>method="POST"</w:t>
-      </w:r>
-      <w:r>
-        <w:t xml:space="preserve"> to send data in the request body (hidden from URL).</w:t>
-      </w:r>
-    </w:p>
-    <w:p>
-      <w:pPr>
-        <w:pStyle w:val="font-claude-response-body"/>
-        <w:numPr>
-          <w:ilvl w:val="0"/>
-          <w:numId w:val="38"/>
-        </w:numPr>
-      </w:pPr>
-      <w:r>
-        <w:t xml:space="preserve">Change </w:t>
-      </w:r>
-      <w:r>
-        <w:rPr>
-          <w:rStyle w:val="HTMLCode"/>
-          <w:rFonts w:ascii="Times New Roman" w:hAnsi="Times New Roman" w:cs="Times New Roman"/>
-        </w:rPr>
-        <w:t>type="button"</w:t>
-      </w:r>
-      <w:r>
-        <w:t xml:space="preserve"> to </w:t>
-      </w:r>
-      <w:r>
-        <w:rPr>
-          <w:rStyle w:val="HTMLCode"/>
-          <w:rFonts w:ascii="Times New Roman" w:hAnsi="Times New Roman" w:cs="Times New Roman"/>
-        </w:rPr>
-        <w:t>type="submit"</w:t>
-      </w:r>
-      <w:r>
-        <w:t xml:space="preserve"> to enable form submission.</w:t>
-      </w:r>
-    </w:p>
-    <w:p>
-      <w:pPr>
-        <w:pStyle w:val="font-claude-response-body"/>
-        <w:numPr>
-          <w:ilvl w:val="0"/>
-          <w:numId w:val="38"/>
-        </w:numPr>
-      </w:pPr>
-      <w:r>
-        <w:t xml:space="preserve">Add </w:t>
-      </w:r>
-      <w:r>
-        <w:rPr>
-          <w:rStyle w:val="HTMLCode"/>
-          <w:rFonts w:ascii="Times New Roman" w:hAnsi="Times New Roman" w:cs="Times New Roman"/>
-        </w:rPr>
-        <w:t>id</w:t>
-      </w:r>
-      <w:r>
-        <w:t xml:space="preserve"> attributes to inputs and </w:t>
-      </w:r>
-      <w:r>
-        <w:rPr>
-          <w:rStyle w:val="HTMLCode"/>
-          <w:rFonts w:ascii="Times New Roman" w:hAnsi="Times New Roman" w:cs="Times New Roman"/>
-        </w:rPr>
-        <w:t>&lt;label&gt;</w:t>
-      </w:r>
-      <w:r>
-        <w:t xml:space="preserve"> elements for accessibility.</w:t>
-      </w:r>
-    </w:p>
-    <w:p>
-      <w:pPr>
-        <w:pStyle w:val="font-claude-response-body"/>
-        <w:numPr>
-          <w:ilvl w:val="0"/>
-          <w:numId w:val="38"/>
-        </w:numPr>
-      </w:pPr>
-      <w:r>
-        <w:t xml:space="preserve">Add </w:t>
-      </w:r>
-      <w:r>
-        <w:rPr>
-          <w:rStyle w:val="HTMLCode"/>
-          <w:rFonts w:ascii="Times New Roman" w:hAnsi="Times New Roman" w:cs="Times New Roman"/>
-        </w:rPr>
-        <w:t>required</w:t>
-      </w:r>
-      <w:r>
-        <w:t xml:space="preserve"> attribute to mandatory fields.</w:t>
-      </w:r>
-    </w:p>
-    <w:p>
-      <w:pPr>
-        <w:pStyle w:val="font-claude-response-body"/>
-        <w:numPr>
-          <w:ilvl w:val="0"/>
-          <w:numId w:val="38"/>
-        </w:numPr>
-      </w:pPr>
-      <w:r>
-        <w:t xml:space="preserve">Add </w:t>
-      </w:r>
-      <w:r>
-        <w:rPr>
-          <w:rStyle w:val="HTMLCode"/>
-          <w:rFonts w:ascii="Times New Roman" w:hAnsi="Times New Roman" w:cs="Times New Roman"/>
-        </w:rPr>
-        <w:t>autocomplete</w:t>
-      </w:r>
-      <w:r>
-        <w:t xml:space="preserve"> attributes for password manager support.</w:t>
       </w:r>
     </w:p>
     <w:p>
@@ -11698,6 +11707,7 @@
   <w:style w:type="character" w:default="1" w:styleId="DefaultParagraphFont">
     <w:name w:val="Default Paragraph Font"/>
     <w:uiPriority w:val="1"/>
+    <w:semiHidden/>
     <w:unhideWhenUsed/>
   </w:style>
   <w:style w:type="table" w:default="1" w:styleId="TableNormal">
